--- a/docs/Testing.docx
+++ b/docs/Testing.docx
@@ -39,17 +39,32 @@
         <w:rPr>
           <w:lang w:val="es-ES"/>
         </w:rPr>
-        <w:t>Arrancamos Config Server</w:t>
-      </w:r>
-    </w:p>
-    <w:p>
-      <w:pPr>
-        <w:rPr>
-          <w:lang w:val="es-ES"/>
-        </w:rPr>
-      </w:pPr>
-      <w:r>
-        <w:rPr>
+        <w:t xml:space="preserve">Arrancamos </w:t>
+      </w:r>
+      <w:proofErr w:type="spellStart"/>
+      <w:r>
+        <w:rPr>
+          <w:lang w:val="es-ES"/>
+        </w:rPr>
+        <w:t>Config</w:t>
+      </w:r>
+      <w:proofErr w:type="spellEnd"/>
+      <w:r>
+        <w:rPr>
+          <w:lang w:val="es-ES"/>
+        </w:rPr>
+        <w:t xml:space="preserve"> Server</w:t>
+      </w:r>
+    </w:p>
+    <w:p>
+      <w:pPr>
+        <w:rPr>
+          <w:lang w:val="es-ES"/>
+        </w:rPr>
+      </w:pPr>
+      <w:r>
+        <w:rPr>
+          <w:noProof/>
           <w:lang w:val="es-ES"/>
         </w:rPr>
         <w:drawing>
@@ -110,6 +125,7 @@
       </w:pPr>
       <w:r>
         <w:rPr>
+          <w:noProof/>
           <w:lang w:val="es-ES"/>
         </w:rPr>
         <w:drawing>
@@ -170,6 +186,7 @@
       </w:pPr>
       <w:r>
         <w:rPr>
+          <w:noProof/>
           <w:lang w:val="es-ES"/>
         </w:rPr>
         <w:lastRenderedPageBreak/>
@@ -247,6 +264,7 @@
       </w:pPr>
       <w:r>
         <w:rPr>
+          <w:noProof/>
           <w:lang w:val="es-ES"/>
         </w:rPr>
         <w:drawing>
@@ -310,6 +328,7 @@
       </w:pPr>
       <w:r>
         <w:rPr>
+          <w:noProof/>
           <w:lang w:val="es-ES"/>
         </w:rPr>
         <w:drawing>
@@ -436,6 +455,7 @@
       </w:pPr>
       <w:r>
         <w:rPr>
+          <w:noProof/>
           <w:lang w:val="es-ES"/>
         </w:rPr>
         <w:drawing>
@@ -503,6 +523,7 @@
       </w:pPr>
       <w:r>
         <w:rPr>
+          <w:noProof/>
           <w:lang w:val="es-ES"/>
         </w:rPr>
         <w:drawing>
@@ -639,7 +660,29 @@
           <w:szCs w:val="18"/>
           <w:lang w:eastAsia="es-PE"/>
         </w:rPr>
-        <w:t>"customerId"</w:t>
+        <w:t>"</w:t>
+      </w:r>
+      <w:proofErr w:type="spellStart"/>
+      <w:r>
+        <w:rPr>
+          <w:rFonts w:ascii="Courier New" w:eastAsia="Times New Roman" w:hAnsi="Courier New" w:cs="Courier New"/>
+          <w:color w:val="A31515"/>
+          <w:sz w:val="18"/>
+          <w:szCs w:val="18"/>
+          <w:lang w:eastAsia="es-PE"/>
+        </w:rPr>
+        <w:t>customerId</w:t>
+      </w:r>
+      <w:proofErr w:type="spellEnd"/>
+      <w:r>
+        <w:rPr>
+          <w:rFonts w:ascii="Courier New" w:eastAsia="Times New Roman" w:hAnsi="Courier New" w:cs="Courier New"/>
+          <w:color w:val="A31515"/>
+          <w:sz w:val="18"/>
+          <w:szCs w:val="18"/>
+          <w:lang w:eastAsia="es-PE"/>
+        </w:rPr>
+        <w:t>"</w:t>
       </w:r>
       <w:r>
         <w:rPr>
@@ -702,7 +745,29 @@
           <w:szCs w:val="18"/>
           <w:lang w:eastAsia="es-PE"/>
         </w:rPr>
-        <w:t>"type"</w:t>
+        <w:t>"</w:t>
+      </w:r>
+      <w:proofErr w:type="spellStart"/>
+      <w:r>
+        <w:rPr>
+          <w:rFonts w:ascii="Courier New" w:eastAsia="Times New Roman" w:hAnsi="Courier New" w:cs="Courier New"/>
+          <w:color w:val="A31515"/>
+          <w:sz w:val="18"/>
+          <w:szCs w:val="18"/>
+          <w:lang w:eastAsia="es-PE"/>
+        </w:rPr>
+        <w:t>type</w:t>
+      </w:r>
+      <w:proofErr w:type="spellEnd"/>
+      <w:r>
+        <w:rPr>
+          <w:rFonts w:ascii="Courier New" w:eastAsia="Times New Roman" w:hAnsi="Courier New" w:cs="Courier New"/>
+          <w:color w:val="A31515"/>
+          <w:sz w:val="18"/>
+          <w:szCs w:val="18"/>
+          <w:lang w:eastAsia="es-PE"/>
+        </w:rPr>
+        <w:t>"</w:t>
       </w:r>
       <w:r>
         <w:rPr>
@@ -824,6 +889,7 @@
       <w:r>
         <w:rPr>
           <w:rFonts w:ascii="Helvetica" w:hAnsi="Helvetica"/>
+          <w:noProof/>
           <w:color w:val="212121"/>
           <w:sz w:val="18"/>
           <w:szCs w:val="18"/>
@@ -879,6 +945,7 @@
       <w:r>
         <w:rPr>
           <w:rFonts w:ascii="Helvetica" w:hAnsi="Helvetica"/>
+          <w:noProof/>
           <w:color w:val="212121"/>
           <w:sz w:val="18"/>
           <w:szCs w:val="18"/>
@@ -963,6 +1030,7 @@
       <w:r>
         <w:rPr>
           <w:rFonts w:ascii="Helvetica" w:hAnsi="Helvetica"/>
+          <w:noProof/>
           <w:color w:val="212121"/>
           <w:sz w:val="18"/>
           <w:szCs w:val="18"/>
@@ -1071,6 +1139,7 @@
       <w:r>
         <w:rPr>
           <w:rFonts w:ascii="Helvetica" w:hAnsi="Helvetica"/>
+          <w:noProof/>
           <w:color w:val="212121"/>
           <w:sz w:val="18"/>
           <w:szCs w:val="18"/>
@@ -1168,7 +1237,15 @@
       </w:r>
       <w:r>
         <w:br/>
-        <w:t xml:space="preserve">"customerId": </w:t>
+        <w:t>"</w:t>
+      </w:r>
+      <w:proofErr w:type="spellStart"/>
+      <w:r>
+        <w:t>customerId</w:t>
+      </w:r>
+      <w:proofErr w:type="spellEnd"/>
+      <w:r>
+        <w:t xml:space="preserve">": </w:t>
       </w:r>
       <w:r>
         <w:rPr>
@@ -1181,7 +1258,15 @@
       </w:r>
       <w:r>
         <w:br/>
-        <w:t xml:space="preserve">"type": </w:t>
+        <w:t>"</w:t>
+      </w:r>
+      <w:proofErr w:type="spellStart"/>
+      <w:r>
+        <w:t>type</w:t>
+      </w:r>
+      <w:proofErr w:type="spellEnd"/>
+      <w:r>
+        <w:t xml:space="preserve">": </w:t>
       </w:r>
       <w:r>
         <w:rPr>
@@ -1265,6 +1350,7 @@
       <w:r>
         <w:rPr>
           <w:rFonts w:ascii="Helvetica" w:hAnsi="Helvetica"/>
+          <w:noProof/>
           <w:color w:val="212121"/>
           <w:sz w:val="18"/>
           <w:szCs w:val="18"/>
@@ -1345,6 +1431,7 @@
       <w:r>
         <w:rPr>
           <w:rFonts w:ascii="Helvetica" w:hAnsi="Helvetica"/>
+          <w:noProof/>
           <w:color w:val="212121"/>
           <w:sz w:val="18"/>
           <w:szCs w:val="18"/>
@@ -1417,33 +1504,46 @@
           <w:szCs w:val="18"/>
           <w:shd w:val="clear" w:color="auto" w:fill="FFFFFF"/>
         </w:rPr>
-        <w:t>Listamos account</w:t>
-      </w:r>
-    </w:p>
-    <w:p>
-      <w:pPr>
-        <w:rPr>
-          <w:rFonts w:ascii="Helvetica" w:hAnsi="Helvetica"/>
-          <w:color w:val="212121"/>
-          <w:sz w:val="18"/>
-          <w:szCs w:val="18"/>
-          <w:shd w:val="clear" w:color="auto" w:fill="FFFFFF"/>
-        </w:rPr>
-      </w:pPr>
-    </w:p>
-    <w:p>
-      <w:pPr>
-        <w:rPr>
-          <w:rFonts w:ascii="Helvetica" w:hAnsi="Helvetica"/>
-          <w:color w:val="212121"/>
-          <w:sz w:val="18"/>
-          <w:szCs w:val="18"/>
-          <w:shd w:val="clear" w:color="auto" w:fill="FFFFFF"/>
-        </w:rPr>
-      </w:pPr>
-      <w:r>
-        <w:rPr>
-          <w:rFonts w:ascii="Helvetica" w:hAnsi="Helvetica"/>
+        <w:t xml:space="preserve">Listamos </w:t>
+      </w:r>
+      <w:proofErr w:type="spellStart"/>
+      <w:r>
+        <w:rPr>
+          <w:rFonts w:ascii="Helvetica" w:hAnsi="Helvetica"/>
+          <w:color w:val="212121"/>
+          <w:sz w:val="18"/>
+          <w:szCs w:val="18"/>
+          <w:shd w:val="clear" w:color="auto" w:fill="FFFFFF"/>
+        </w:rPr>
+        <w:t>account</w:t>
+      </w:r>
+      <w:proofErr w:type="spellEnd"/>
+    </w:p>
+    <w:p>
+      <w:pPr>
+        <w:rPr>
+          <w:rFonts w:ascii="Helvetica" w:hAnsi="Helvetica"/>
+          <w:color w:val="212121"/>
+          <w:sz w:val="18"/>
+          <w:szCs w:val="18"/>
+          <w:shd w:val="clear" w:color="auto" w:fill="FFFFFF"/>
+        </w:rPr>
+      </w:pPr>
+    </w:p>
+    <w:p>
+      <w:pPr>
+        <w:rPr>
+          <w:rFonts w:ascii="Helvetica" w:hAnsi="Helvetica"/>
+          <w:color w:val="212121"/>
+          <w:sz w:val="18"/>
+          <w:szCs w:val="18"/>
+          <w:shd w:val="clear" w:color="auto" w:fill="FFFFFF"/>
+        </w:rPr>
+      </w:pPr>
+      <w:r>
+        <w:rPr>
+          <w:rFonts w:ascii="Helvetica" w:hAnsi="Helvetica"/>
+          <w:noProof/>
           <w:color w:val="212121"/>
           <w:sz w:val="18"/>
           <w:szCs w:val="18"/>
@@ -1485,6 +1585,1421 @@
           </wp:inline>
         </w:drawing>
       </w:r>
+    </w:p>
+    <w:p>
+      <w:pPr>
+        <w:rPr>
+          <w:rFonts w:ascii="Helvetica" w:hAnsi="Helvetica"/>
+          <w:color w:val="212121"/>
+          <w:sz w:val="18"/>
+          <w:szCs w:val="18"/>
+          <w:shd w:val="clear" w:color="auto" w:fill="FFFFFF"/>
+        </w:rPr>
+      </w:pPr>
+    </w:p>
+    <w:p>
+      <w:pPr>
+        <w:rPr>
+          <w:rFonts w:ascii="Helvetica" w:hAnsi="Helvetica"/>
+          <w:color w:val="212121"/>
+          <w:sz w:val="18"/>
+          <w:szCs w:val="18"/>
+          <w:shd w:val="clear" w:color="auto" w:fill="FFFFFF"/>
+        </w:rPr>
+      </w:pPr>
+      <w:r>
+        <w:rPr>
+          <w:rFonts w:ascii="Helvetica" w:hAnsi="Helvetica"/>
+          <w:color w:val="212121"/>
+          <w:sz w:val="18"/>
+          <w:szCs w:val="18"/>
+          <w:shd w:val="clear" w:color="auto" w:fill="FFFFFF"/>
+        </w:rPr>
+        <w:t xml:space="preserve">Pruebas de </w:t>
+      </w:r>
+      <w:proofErr w:type="spellStart"/>
+      <w:r>
+        <w:rPr>
+          <w:rFonts w:ascii="Helvetica" w:hAnsi="Helvetica"/>
+          <w:color w:val="212121"/>
+          <w:sz w:val="18"/>
+          <w:szCs w:val="18"/>
+          <w:shd w:val="clear" w:color="auto" w:fill="FFFFFF"/>
+        </w:rPr>
+        <w:t>resilencia</w:t>
+      </w:r>
+      <w:proofErr w:type="spellEnd"/>
+    </w:p>
+    <w:p>
+      <w:pPr>
+        <w:rPr>
+          <w:rFonts w:ascii="Helvetica" w:hAnsi="Helvetica"/>
+          <w:color w:val="212121"/>
+          <w:sz w:val="18"/>
+          <w:szCs w:val="18"/>
+          <w:shd w:val="clear" w:color="auto" w:fill="FFFFFF"/>
+        </w:rPr>
+      </w:pPr>
+      <w:r>
+        <w:rPr>
+          <w:rFonts w:ascii="Helvetica" w:hAnsi="Helvetica"/>
+          <w:color w:val="212121"/>
+          <w:sz w:val="18"/>
+          <w:szCs w:val="18"/>
+          <w:shd w:val="clear" w:color="auto" w:fill="FFFFFF"/>
+        </w:rPr>
+        <w:t>Primero levanta</w:t>
+      </w:r>
+      <w:r>
+        <w:rPr>
+          <w:rFonts w:ascii="Helvetica" w:hAnsi="Helvetica"/>
+          <w:color w:val="212121"/>
+          <w:sz w:val="18"/>
+          <w:szCs w:val="18"/>
+          <w:shd w:val="clear" w:color="auto" w:fill="FFFFFF"/>
+        </w:rPr>
+        <w:t>mos</w:t>
+      </w:r>
+      <w:r>
+        <w:rPr>
+          <w:rFonts w:ascii="Helvetica" w:hAnsi="Helvetica"/>
+          <w:color w:val="212121"/>
+          <w:sz w:val="18"/>
+          <w:szCs w:val="18"/>
+          <w:shd w:val="clear" w:color="auto" w:fill="FFFFFF"/>
+        </w:rPr>
+        <w:t>:</w:t>
+      </w:r>
+    </w:p>
+    <w:p>
+      <w:pPr>
+        <w:tabs>
+          <w:tab w:val="left" w:pos="916"/>
+          <w:tab w:val="left" w:pos="1832"/>
+          <w:tab w:val="left" w:pos="2748"/>
+          <w:tab w:val="left" w:pos="3664"/>
+          <w:tab w:val="left" w:pos="4580"/>
+          <w:tab w:val="left" w:pos="5496"/>
+          <w:tab w:val="left" w:pos="6412"/>
+          <w:tab w:val="left" w:pos="7328"/>
+          <w:tab w:val="left" w:pos="8244"/>
+          <w:tab w:val="left" w:pos="9160"/>
+          <w:tab w:val="left" w:pos="10076"/>
+          <w:tab w:val="left" w:pos="10992"/>
+          <w:tab w:val="left" w:pos="11908"/>
+          <w:tab w:val="left" w:pos="12824"/>
+          <w:tab w:val="left" w:pos="13740"/>
+          <w:tab w:val="left" w:pos="14656"/>
+        </w:tabs>
+        <w:spacing w:after="0" w:line="240" w:lineRule="auto"/>
+        <w:rPr>
+          <w:rFonts w:ascii="Courier New" w:eastAsia="Times New Roman" w:hAnsi="Courier New" w:cs="Courier New"/>
+          <w:sz w:val="20"/>
+          <w:szCs w:val="20"/>
+          <w:lang w:eastAsia="es-PE"/>
+        </w:rPr>
+      </w:pPr>
+      <w:r>
+        <w:rPr>
+          <w:rFonts w:ascii="Courier New" w:eastAsia="Times New Roman" w:hAnsi="Courier New" w:cs="Courier New"/>
+          <w:sz w:val="20"/>
+          <w:szCs w:val="20"/>
+          <w:lang w:eastAsia="es-PE"/>
+        </w:rPr>
+        <w:t>eureka-server</w:t>
+      </w:r>
+    </w:p>
+    <w:p>
+      <w:pPr>
+        <w:tabs>
+          <w:tab w:val="left" w:pos="916"/>
+          <w:tab w:val="left" w:pos="1832"/>
+          <w:tab w:val="left" w:pos="2748"/>
+          <w:tab w:val="left" w:pos="3664"/>
+          <w:tab w:val="left" w:pos="4580"/>
+          <w:tab w:val="left" w:pos="5496"/>
+          <w:tab w:val="left" w:pos="6412"/>
+          <w:tab w:val="left" w:pos="7328"/>
+          <w:tab w:val="left" w:pos="8244"/>
+          <w:tab w:val="left" w:pos="9160"/>
+          <w:tab w:val="left" w:pos="10076"/>
+          <w:tab w:val="left" w:pos="10992"/>
+          <w:tab w:val="left" w:pos="11908"/>
+          <w:tab w:val="left" w:pos="12824"/>
+          <w:tab w:val="left" w:pos="13740"/>
+          <w:tab w:val="left" w:pos="14656"/>
+        </w:tabs>
+        <w:spacing w:after="0" w:line="240" w:lineRule="auto"/>
+        <w:rPr>
+          <w:rFonts w:ascii="Courier New" w:eastAsia="Times New Roman" w:hAnsi="Courier New" w:cs="Courier New"/>
+          <w:sz w:val="20"/>
+          <w:szCs w:val="20"/>
+          <w:lang w:eastAsia="es-PE"/>
+        </w:rPr>
+      </w:pPr>
+      <w:proofErr w:type="spellStart"/>
+      <w:r>
+        <w:rPr>
+          <w:rFonts w:ascii="Courier New" w:eastAsia="Times New Roman" w:hAnsi="Courier New" w:cs="Courier New"/>
+          <w:sz w:val="20"/>
+          <w:szCs w:val="20"/>
+          <w:lang w:eastAsia="es-PE"/>
+        </w:rPr>
+        <w:t>transaction-service</w:t>
+      </w:r>
+      <w:proofErr w:type="spellEnd"/>
+    </w:p>
+    <w:p>
+      <w:pPr>
+        <w:tabs>
+          <w:tab w:val="left" w:pos="916"/>
+          <w:tab w:val="left" w:pos="1832"/>
+          <w:tab w:val="left" w:pos="2748"/>
+          <w:tab w:val="left" w:pos="3664"/>
+          <w:tab w:val="left" w:pos="4580"/>
+          <w:tab w:val="left" w:pos="5496"/>
+          <w:tab w:val="left" w:pos="6412"/>
+          <w:tab w:val="left" w:pos="7328"/>
+          <w:tab w:val="left" w:pos="8244"/>
+          <w:tab w:val="left" w:pos="9160"/>
+          <w:tab w:val="left" w:pos="10076"/>
+          <w:tab w:val="left" w:pos="10992"/>
+          <w:tab w:val="left" w:pos="11908"/>
+          <w:tab w:val="left" w:pos="12824"/>
+          <w:tab w:val="left" w:pos="13740"/>
+          <w:tab w:val="left" w:pos="14656"/>
+        </w:tabs>
+        <w:spacing w:after="0" w:line="240" w:lineRule="auto"/>
+        <w:rPr>
+          <w:rFonts w:ascii="Courier New" w:eastAsia="Times New Roman" w:hAnsi="Courier New" w:cs="Courier New"/>
+          <w:sz w:val="20"/>
+          <w:szCs w:val="20"/>
+          <w:lang w:eastAsia="es-PE"/>
+        </w:rPr>
+      </w:pPr>
+      <w:proofErr w:type="spellStart"/>
+      <w:r>
+        <w:rPr>
+          <w:rFonts w:ascii="Courier New" w:eastAsia="Times New Roman" w:hAnsi="Courier New" w:cs="Courier New"/>
+          <w:sz w:val="20"/>
+          <w:szCs w:val="20"/>
+          <w:lang w:eastAsia="es-PE"/>
+        </w:rPr>
+        <w:t>account-service</w:t>
+      </w:r>
+      <w:proofErr w:type="spellEnd"/>
+    </w:p>
+    <w:p>
+      <w:pPr>
+        <w:tabs>
+          <w:tab w:val="left" w:pos="916"/>
+          <w:tab w:val="left" w:pos="1832"/>
+          <w:tab w:val="left" w:pos="2748"/>
+          <w:tab w:val="left" w:pos="3664"/>
+          <w:tab w:val="left" w:pos="4580"/>
+          <w:tab w:val="left" w:pos="5496"/>
+          <w:tab w:val="left" w:pos="6412"/>
+          <w:tab w:val="left" w:pos="7328"/>
+          <w:tab w:val="left" w:pos="8244"/>
+          <w:tab w:val="left" w:pos="9160"/>
+          <w:tab w:val="left" w:pos="10076"/>
+          <w:tab w:val="left" w:pos="10992"/>
+          <w:tab w:val="left" w:pos="11908"/>
+          <w:tab w:val="left" w:pos="12824"/>
+          <w:tab w:val="left" w:pos="13740"/>
+          <w:tab w:val="left" w:pos="14656"/>
+        </w:tabs>
+        <w:spacing w:after="0" w:line="240" w:lineRule="auto"/>
+        <w:rPr>
+          <w:rFonts w:ascii="Courier New" w:eastAsia="Times New Roman" w:hAnsi="Courier New" w:cs="Courier New"/>
+          <w:sz w:val="20"/>
+          <w:szCs w:val="20"/>
+          <w:lang w:eastAsia="es-PE"/>
+        </w:rPr>
+      </w:pPr>
+      <w:r>
+        <w:rPr>
+          <w:rFonts w:ascii="Courier New" w:eastAsia="Times New Roman" w:hAnsi="Courier New" w:cs="Courier New"/>
+          <w:sz w:val="20"/>
+          <w:szCs w:val="20"/>
+          <w:lang w:eastAsia="es-PE"/>
+        </w:rPr>
+        <w:t>api-</w:t>
+      </w:r>
+      <w:proofErr w:type="spellStart"/>
+      <w:r>
+        <w:rPr>
+          <w:rFonts w:ascii="Courier New" w:eastAsia="Times New Roman" w:hAnsi="Courier New" w:cs="Courier New"/>
+          <w:sz w:val="20"/>
+          <w:szCs w:val="20"/>
+          <w:lang w:eastAsia="es-PE"/>
+        </w:rPr>
+        <w:t>gateway</w:t>
+      </w:r>
+      <w:proofErr w:type="spellEnd"/>
+    </w:p>
+    <w:p>
+      <w:pPr>
+        <w:rPr>
+          <w:rFonts w:ascii="Helvetica" w:hAnsi="Helvetica"/>
+          <w:color w:val="212121"/>
+          <w:sz w:val="18"/>
+          <w:szCs w:val="18"/>
+          <w:shd w:val="clear" w:color="auto" w:fill="FFFFFF"/>
+        </w:rPr>
+      </w:pPr>
+    </w:p>
+    <w:p>
+      <w:pPr>
+        <w:rPr>
+          <w:rFonts w:ascii="Helvetica" w:hAnsi="Helvetica"/>
+          <w:color w:val="212121"/>
+          <w:sz w:val="18"/>
+          <w:szCs w:val="18"/>
+          <w:shd w:val="clear" w:color="auto" w:fill="FFFFFF"/>
+        </w:rPr>
+      </w:pPr>
+      <w:r>
+        <w:t>POST: http://localhost:8080/api/accounts</w:t>
+      </w:r>
+    </w:p>
+    <w:p>
+      <w:pPr>
+        <w:shd w:val="clear" w:color="auto" w:fill="FFFFFE"/>
+        <w:spacing w:line="270" w:lineRule="atLeast"/>
+        <w:rPr>
+          <w:rFonts w:eastAsia="Times New Roman"/>
+          <w:lang w:eastAsia="es-PE"/>
+        </w:rPr>
+      </w:pPr>
+      <w:r>
+        <w:rPr>
+          <w:rFonts w:eastAsia="Times New Roman"/>
+          <w:lang w:eastAsia="es-PE"/>
+        </w:rPr>
+        <w:t>{</w:t>
+      </w:r>
+      <w:r>
+        <w:rPr>
+          <w:rFonts w:ascii="Courier New" w:eastAsia="Times New Roman" w:hAnsi="Courier New" w:cs="Courier New"/>
+          <w:sz w:val="20"/>
+          <w:szCs w:val="20"/>
+          <w:lang w:eastAsia="es-PE"/>
+        </w:rPr>
+        <w:br/>
+      </w:r>
+      <w:r>
+        <w:rPr>
+          <w:rFonts w:eastAsia="Times New Roman"/>
+          <w:lang w:eastAsia="es-PE"/>
+        </w:rPr>
+        <w:t xml:space="preserve">    "customerId":</w:t>
+      </w:r>
+      <w:r>
+        <w:rPr>
+          <w:rFonts w:ascii="Courier New" w:eastAsia="Times New Roman" w:hAnsi="Courier New" w:cs="Courier New"/>
+          <w:sz w:val="20"/>
+          <w:szCs w:val="20"/>
+          <w:lang w:eastAsia="es-PE"/>
+        </w:rPr>
+        <w:t>"</w:t>
+      </w:r>
+      <w:r>
+        <w:rPr>
+          <w:rFonts w:ascii="Courier New" w:eastAsia="Times New Roman" w:hAnsi="Courier New" w:cs="Courier New"/>
+          <w:sz w:val="20"/>
+          <w:szCs w:val="20"/>
+          <w:lang w:eastAsia="es-PE"/>
+        </w:rPr>
+        <w:t>6a3af0c1c60a0565db1f9687</w:t>
+      </w:r>
+      <w:r>
+        <w:rPr>
+          <w:rFonts w:ascii="Courier New" w:eastAsia="Times New Roman" w:hAnsi="Courier New" w:cs="Courier New"/>
+          <w:sz w:val="20"/>
+          <w:szCs w:val="20"/>
+          <w:lang w:eastAsia="es-PE"/>
+        </w:rPr>
+        <w:t>"</w:t>
+      </w:r>
+      <w:r>
+        <w:rPr>
+          <w:rFonts w:eastAsia="Times New Roman"/>
+          <w:lang w:eastAsia="es-PE"/>
+        </w:rPr>
+        <w:t>,</w:t>
+      </w:r>
+      <w:r>
+        <w:rPr>
+          <w:rFonts w:ascii="Courier New" w:eastAsia="Times New Roman" w:hAnsi="Courier New" w:cs="Courier New"/>
+          <w:sz w:val="20"/>
+          <w:szCs w:val="20"/>
+          <w:lang w:eastAsia="es-PE"/>
+        </w:rPr>
+        <w:br/>
+      </w:r>
+      <w:r>
+        <w:rPr>
+          <w:rFonts w:eastAsia="Times New Roman"/>
+          <w:lang w:eastAsia="es-PE"/>
+        </w:rPr>
+        <w:t xml:space="preserve">    "</w:t>
+      </w:r>
+      <w:proofErr w:type="spellStart"/>
+      <w:r>
+        <w:rPr>
+          <w:rFonts w:eastAsia="Times New Roman"/>
+          <w:lang w:eastAsia="es-PE"/>
+        </w:rPr>
+        <w:t>type</w:t>
+      </w:r>
+      <w:proofErr w:type="spellEnd"/>
+      <w:r>
+        <w:rPr>
+          <w:rFonts w:eastAsia="Times New Roman"/>
+          <w:lang w:eastAsia="es-PE"/>
+        </w:rPr>
+        <w:t>":</w:t>
+      </w:r>
+      <w:r>
+        <w:rPr>
+          <w:rFonts w:ascii="Courier New" w:eastAsia="Times New Roman" w:hAnsi="Courier New" w:cs="Courier New"/>
+          <w:sz w:val="20"/>
+          <w:szCs w:val="20"/>
+          <w:lang w:eastAsia="es-PE"/>
+        </w:rPr>
+        <w:t>"SAVINGS"</w:t>
+      </w:r>
+      <w:r>
+        <w:rPr>
+          <w:rFonts w:eastAsia="Times New Roman"/>
+          <w:lang w:eastAsia="es-PE"/>
+        </w:rPr>
+        <w:t>,</w:t>
+      </w:r>
+      <w:r>
+        <w:rPr>
+          <w:rFonts w:ascii="Courier New" w:eastAsia="Times New Roman" w:hAnsi="Courier New" w:cs="Courier New"/>
+          <w:sz w:val="20"/>
+          <w:szCs w:val="20"/>
+          <w:lang w:eastAsia="es-PE"/>
+        </w:rPr>
+        <w:br/>
+      </w:r>
+      <w:r>
+        <w:rPr>
+          <w:rFonts w:eastAsia="Times New Roman"/>
+          <w:lang w:eastAsia="es-PE"/>
+        </w:rPr>
+        <w:t xml:space="preserve">    "balance":</w:t>
+      </w:r>
+      <w:r>
+        <w:rPr>
+          <w:rFonts w:ascii="Courier New" w:eastAsia="Times New Roman" w:hAnsi="Courier New" w:cs="Courier New"/>
+          <w:sz w:val="20"/>
+          <w:szCs w:val="20"/>
+          <w:lang w:eastAsia="es-PE"/>
+        </w:rPr>
+        <w:t>1500</w:t>
+      </w:r>
+      <w:r>
+        <w:rPr>
+          <w:rFonts w:ascii="Courier New" w:eastAsia="Times New Roman" w:hAnsi="Courier New" w:cs="Courier New"/>
+          <w:sz w:val="20"/>
+          <w:szCs w:val="20"/>
+          <w:lang w:eastAsia="es-PE"/>
+        </w:rPr>
+        <w:br/>
+      </w:r>
+      <w:r>
+        <w:rPr>
+          <w:rFonts w:eastAsia="Times New Roman"/>
+          <w:lang w:eastAsia="es-PE"/>
+        </w:rPr>
+        <w:t>}</w:t>
+      </w:r>
+    </w:p>
+    <w:p>
+      <w:pPr>
+        <w:shd w:val="clear" w:color="auto" w:fill="FFFFFE"/>
+        <w:spacing w:line="270" w:lineRule="atLeast"/>
+        <w:rPr>
+          <w:rFonts w:eastAsia="Times New Roman"/>
+          <w:lang w:eastAsia="es-PE"/>
+        </w:rPr>
+      </w:pPr>
+    </w:p>
+    <w:p>
+      <w:pPr>
+        <w:shd w:val="clear" w:color="auto" w:fill="FFFFFE"/>
+        <w:spacing w:line="270" w:lineRule="atLeast"/>
+        <w:rPr>
+          <w:rFonts w:eastAsia="Times New Roman"/>
+          <w:lang w:eastAsia="es-PE"/>
+        </w:rPr>
+      </w:pPr>
+      <w:r>
+        <w:rPr>
+          <w:rFonts w:eastAsia="Times New Roman"/>
+          <w:noProof/>
+          <w:lang w:eastAsia="es-PE"/>
+        </w:rPr>
+        <w:lastRenderedPageBreak/>
+        <w:drawing>
+          <wp:inline distT="0" distB="0" distL="0" distR="0" wp14:anchorId="3AEA2D0E" wp14:editId="4023DE66">
+            <wp:extent cx="5400040" cy="1743075"/>
+            <wp:effectExtent l="0" t="0" r="0" b="9525"/>
+            <wp:docPr id="16" name="Imagen 16"/>
+            <wp:cNvGraphicFramePr>
+              <a:graphicFrameLocks xmlns:a="http://schemas.openxmlformats.org/drawingml/2006/main" noChangeAspect="1"/>
+            </wp:cNvGraphicFramePr>
+            <a:graphic xmlns:a="http://schemas.openxmlformats.org/drawingml/2006/main">
+              <a:graphicData uri="http://schemas.openxmlformats.org/drawingml/2006/picture">
+                <pic:pic xmlns:pic="http://schemas.openxmlformats.org/drawingml/2006/picture">
+                  <pic:nvPicPr>
+                    <pic:cNvPr id="1" name=""/>
+                    <pic:cNvPicPr/>
+                  </pic:nvPicPr>
+                  <pic:blipFill>
+                    <a:blip r:embed="rId26"/>
+                    <a:stretch>
+                      <a:fillRect/>
+                    </a:stretch>
+                  </pic:blipFill>
+                  <pic:spPr>
+                    <a:xfrm>
+                      <a:off x="0" y="0"/>
+                      <a:ext cx="5400040" cy="1743075"/>
+                    </a:xfrm>
+                    <a:prstGeom prst="rect">
+                      <a:avLst/>
+                    </a:prstGeom>
+                  </pic:spPr>
+                </pic:pic>
+              </a:graphicData>
+            </a:graphic>
+          </wp:inline>
+        </w:drawing>
+      </w:r>
+    </w:p>
+    <w:p>
+      <w:pPr>
+        <w:shd w:val="clear" w:color="auto" w:fill="FFFFFE"/>
+        <w:spacing w:line="270" w:lineRule="atLeast"/>
+        <w:rPr>
+          <w:rFonts w:eastAsia="Times New Roman"/>
+          <w:lang w:eastAsia="es-PE"/>
+        </w:rPr>
+      </w:pPr>
+    </w:p>
+    <w:p>
+      <w:r>
+        <w:t xml:space="preserve">Probar </w:t>
+      </w:r>
+      <w:proofErr w:type="spellStart"/>
+      <w:r>
+        <w:t>Circuit</w:t>
+      </w:r>
+      <w:proofErr w:type="spellEnd"/>
+      <w:r>
+        <w:t xml:space="preserve"> Breaker</w:t>
+      </w:r>
+    </w:p>
+    <w:p>
+      <w:r>
+        <w:t xml:space="preserve">Apagamos </w:t>
+      </w:r>
+      <w:proofErr w:type="spellStart"/>
+      <w:r>
+        <w:t>transaction-service</w:t>
+      </w:r>
+      <w:proofErr w:type="spellEnd"/>
+    </w:p>
+    <w:p>
+      <w:r>
+        <w:rPr>
+          <w:noProof/>
+        </w:rPr>
+        <w:drawing>
+          <wp:inline distT="0" distB="0" distL="0" distR="0" wp14:anchorId="2F10A909" wp14:editId="260F1426">
+            <wp:extent cx="5400040" cy="2666365"/>
+            <wp:effectExtent l="0" t="0" r="0" b="635"/>
+            <wp:docPr id="15" name="Imagen 15"/>
+            <wp:cNvGraphicFramePr>
+              <a:graphicFrameLocks xmlns:a="http://schemas.openxmlformats.org/drawingml/2006/main" noChangeAspect="1"/>
+            </wp:cNvGraphicFramePr>
+            <a:graphic xmlns:a="http://schemas.openxmlformats.org/drawingml/2006/main">
+              <a:graphicData uri="http://schemas.openxmlformats.org/drawingml/2006/picture">
+                <pic:pic xmlns:pic="http://schemas.openxmlformats.org/drawingml/2006/picture">
+                  <pic:nvPicPr>
+                    <pic:cNvPr id="1" name=""/>
+                    <pic:cNvPicPr/>
+                  </pic:nvPicPr>
+                  <pic:blipFill>
+                    <a:blip r:embed="rId27"/>
+                    <a:stretch>
+                      <a:fillRect/>
+                    </a:stretch>
+                  </pic:blipFill>
+                  <pic:spPr>
+                    <a:xfrm>
+                      <a:off x="0" y="0"/>
+                      <a:ext cx="5400040" cy="2666365"/>
+                    </a:xfrm>
+                    <a:prstGeom prst="rect">
+                      <a:avLst/>
+                    </a:prstGeom>
+                  </pic:spPr>
+                </pic:pic>
+              </a:graphicData>
+            </a:graphic>
+          </wp:inline>
+        </w:drawing>
+      </w:r>
+    </w:p>
+    <w:p/>
+    <w:p>
+      <w:pPr>
+        <w:rPr>
+          <w:lang w:val="es-ES"/>
+        </w:rPr>
+      </w:pPr>
+      <w:r>
+        <w:t>POST -&gt; http://localhost:8080/api/accounts</w:t>
+      </w:r>
+    </w:p>
+    <w:p>
+      <w:pPr>
+        <w:rPr>
+          <w:lang w:val="es-ES"/>
+        </w:rPr>
+      </w:pPr>
+      <w:r>
+        <w:rPr>
+          <w:lang w:val="es-ES"/>
+        </w:rPr>
+        <w:t>Nos muestra lo siguiente</w:t>
+      </w:r>
+    </w:p>
+    <w:p>
+      <w:pPr>
+        <w:rPr>
+          <w:lang w:val="es-ES"/>
+        </w:rPr>
+      </w:pPr>
+    </w:p>
+    <w:p>
+      <w:r>
+        <w:t xml:space="preserve">CIRCUIT BREAKER ACTIVADO: </w:t>
+      </w:r>
+      <w:proofErr w:type="spellStart"/>
+      <w:r>
+        <w:t>Connection</w:t>
+      </w:r>
+      <w:proofErr w:type="spellEnd"/>
+      <w:r>
+        <w:t xml:space="preserve"> </w:t>
+      </w:r>
+      <w:proofErr w:type="spellStart"/>
+      <w:r>
+        <w:t>refused</w:t>
+      </w:r>
+      <w:proofErr w:type="spellEnd"/>
+    </w:p>
+    <w:p/>
+    <w:p>
+      <w:r>
+        <w:t>STATE = OPEN</w:t>
+      </w:r>
+      <w:r>
+        <w:br/>
+      </w:r>
+      <w:proofErr w:type="spellStart"/>
+      <w:r>
+        <w:t>fallback</w:t>
+      </w:r>
+      <w:proofErr w:type="spellEnd"/>
+      <w:r>
+        <w:t xml:space="preserve"> ejecutado</w:t>
+      </w:r>
+    </w:p>
+    <w:p/>
+    <w:p>
+      <w:pPr>
+        <w:rPr>
+          <w:b/>
+          <w:bCs/>
+        </w:rPr>
+      </w:pPr>
+      <w:r>
+        <w:rPr>
+          <w:b/>
+          <w:bCs/>
+        </w:rPr>
+        <w:t>Patrones de Diseño Usados</w:t>
+      </w:r>
+    </w:p>
+    <w:p>
+      <w:proofErr w:type="spellStart"/>
+      <w:r>
+        <w:rPr>
+          <w:rFonts w:ascii="Noto Sans" w:hAnsi="Noto Sans" w:cs="Noto Sans"/>
+          <w:color w:val="3F3F46"/>
+          <w:sz w:val="21"/>
+          <w:szCs w:val="21"/>
+          <w:shd w:val="clear" w:color="auto" w:fill="FFFFFF"/>
+        </w:rPr>
+        <w:t>Service</w:t>
+      </w:r>
+      <w:proofErr w:type="spellEnd"/>
+      <w:r>
+        <w:rPr>
+          <w:rFonts w:ascii="Noto Sans" w:hAnsi="Noto Sans" w:cs="Noto Sans"/>
+          <w:color w:val="3F3F46"/>
+          <w:sz w:val="21"/>
+          <w:szCs w:val="21"/>
+          <w:shd w:val="clear" w:color="auto" w:fill="FFFFFF"/>
+        </w:rPr>
+        <w:t xml:space="preserve">, </w:t>
+      </w:r>
+      <w:proofErr w:type="spellStart"/>
+      <w:r>
+        <w:rPr>
+          <w:rFonts w:ascii="Noto Sans" w:hAnsi="Noto Sans" w:cs="Noto Sans"/>
+          <w:color w:val="3F3F46"/>
+          <w:sz w:val="21"/>
+          <w:szCs w:val="21"/>
+          <w:shd w:val="clear" w:color="auto" w:fill="FFFFFF"/>
+        </w:rPr>
+        <w:t>Repository</w:t>
+      </w:r>
+      <w:proofErr w:type="spellEnd"/>
+      <w:r>
+        <w:rPr>
+          <w:rFonts w:ascii="Noto Sans" w:hAnsi="Noto Sans" w:cs="Noto Sans"/>
+          <w:color w:val="3F3F46"/>
+          <w:sz w:val="21"/>
+          <w:szCs w:val="21"/>
+          <w:shd w:val="clear" w:color="auto" w:fill="FFFFFF"/>
+        </w:rPr>
+        <w:t xml:space="preserve">, DTO, </w:t>
+      </w:r>
+      <w:proofErr w:type="spellStart"/>
+      <w:r>
+        <w:rPr>
+          <w:rFonts w:ascii="Noto Sans" w:hAnsi="Noto Sans" w:cs="Noto Sans"/>
+          <w:color w:val="3F3F46"/>
+          <w:sz w:val="21"/>
+          <w:szCs w:val="21"/>
+          <w:shd w:val="clear" w:color="auto" w:fill="FFFFFF"/>
+        </w:rPr>
+        <w:t>Controller</w:t>
+      </w:r>
+      <w:proofErr w:type="spellEnd"/>
+      <w:r>
+        <w:rPr>
+          <w:rFonts w:ascii="Noto Sans" w:hAnsi="Noto Sans" w:cs="Noto Sans"/>
+          <w:color w:val="3F3F46"/>
+          <w:sz w:val="21"/>
+          <w:szCs w:val="21"/>
+          <w:shd w:val="clear" w:color="auto" w:fill="FFFFFF"/>
+        </w:rPr>
+        <w:t xml:space="preserve">, </w:t>
+      </w:r>
+      <w:proofErr w:type="spellStart"/>
+      <w:r>
+        <w:t>Dependency</w:t>
+      </w:r>
+      <w:proofErr w:type="spellEnd"/>
+      <w:r>
+        <w:t xml:space="preserve"> </w:t>
+      </w:r>
+      <w:proofErr w:type="spellStart"/>
+      <w:r>
+        <w:t>Injection</w:t>
+      </w:r>
+      <w:proofErr w:type="spellEnd"/>
+    </w:p>
+    <w:p>
+      <w:pPr>
+        <w:rPr>
+          <w:rFonts w:ascii="Noto Sans" w:hAnsi="Noto Sans" w:cs="Noto Sans"/>
+          <w:color w:val="3F3F46"/>
+          <w:sz w:val="21"/>
+          <w:szCs w:val="21"/>
+          <w:shd w:val="clear" w:color="auto" w:fill="FFFFFF"/>
+        </w:rPr>
+      </w:pPr>
+      <w:r>
+        <w:rPr>
+          <w:rFonts w:ascii="Noto Sans" w:hAnsi="Noto Sans" w:cs="Noto Sans"/>
+          <w:color w:val="3F3F46"/>
+          <w:sz w:val="21"/>
+          <w:szCs w:val="21"/>
+          <w:shd w:val="clear" w:color="auto" w:fill="FFFFFF"/>
+        </w:rPr>
+        <w:t xml:space="preserve">En </w:t>
+      </w:r>
+      <w:proofErr w:type="gramStart"/>
+      <w:r>
+        <w:rPr>
+          <w:rFonts w:ascii="Noto Sans" w:hAnsi="Noto Sans" w:cs="Noto Sans"/>
+          <w:color w:val="3F3F46"/>
+          <w:sz w:val="21"/>
+          <w:szCs w:val="21"/>
+          <w:shd w:val="clear" w:color="auto" w:fill="FFFFFF"/>
+        </w:rPr>
+        <w:t xml:space="preserve">el </w:t>
+      </w:r>
+      <w:r>
+        <w:rPr>
+          <w:rFonts w:ascii="Noto Sans" w:hAnsi="Noto Sans" w:cs="Noto Sans"/>
+          <w:color w:val="3F3F46"/>
+          <w:sz w:val="21"/>
+          <w:szCs w:val="21"/>
+          <w:shd w:val="clear" w:color="auto" w:fill="FFFFFF"/>
+        </w:rPr>
+        <w:t xml:space="preserve"> proyecto</w:t>
+      </w:r>
+      <w:proofErr w:type="gramEnd"/>
+      <w:r>
+        <w:rPr>
+          <w:rFonts w:ascii="Noto Sans" w:hAnsi="Noto Sans" w:cs="Noto Sans"/>
+          <w:color w:val="3F3F46"/>
+          <w:sz w:val="21"/>
+          <w:szCs w:val="21"/>
+          <w:shd w:val="clear" w:color="auto" w:fill="FFFFFF"/>
+        </w:rPr>
+        <w:t xml:space="preserve"> se usa </w:t>
+      </w:r>
+      <w:proofErr w:type="spellStart"/>
+      <w:r>
+        <w:rPr>
+          <w:rFonts w:ascii="Noto Sans" w:hAnsi="Noto Sans" w:cs="Noto Sans"/>
+          <w:color w:val="3F3F46"/>
+          <w:sz w:val="21"/>
+          <w:szCs w:val="21"/>
+          <w:shd w:val="clear" w:color="auto" w:fill="FFFFFF"/>
+        </w:rPr>
+        <w:t>Dependency</w:t>
+      </w:r>
+      <w:proofErr w:type="spellEnd"/>
+      <w:r>
+        <w:rPr>
+          <w:rFonts w:ascii="Noto Sans" w:hAnsi="Noto Sans" w:cs="Noto Sans"/>
+          <w:color w:val="3F3F46"/>
+          <w:sz w:val="21"/>
+          <w:szCs w:val="21"/>
+          <w:shd w:val="clear" w:color="auto" w:fill="FFFFFF"/>
+        </w:rPr>
+        <w:t xml:space="preserve"> </w:t>
+      </w:r>
+      <w:proofErr w:type="spellStart"/>
+      <w:r>
+        <w:rPr>
+          <w:rFonts w:ascii="Noto Sans" w:hAnsi="Noto Sans" w:cs="Noto Sans"/>
+          <w:color w:val="3F3F46"/>
+          <w:sz w:val="21"/>
+          <w:szCs w:val="21"/>
+          <w:shd w:val="clear" w:color="auto" w:fill="FFFFFF"/>
+        </w:rPr>
+        <w:t>Injection</w:t>
+      </w:r>
+      <w:proofErr w:type="spellEnd"/>
+    </w:p>
+    <w:p>
+      <w:pPr>
+        <w:rPr>
+          <w:rFonts w:ascii="Noto Sans" w:hAnsi="Noto Sans" w:cs="Noto Sans"/>
+          <w:color w:val="3F3F46"/>
+          <w:sz w:val="21"/>
+          <w:szCs w:val="21"/>
+          <w:shd w:val="clear" w:color="auto" w:fill="FFFFFF"/>
+        </w:rPr>
+      </w:pPr>
+      <w:r>
+        <w:rPr>
+          <w:rFonts w:ascii="Noto Sans" w:hAnsi="Noto Sans" w:cs="Noto Sans"/>
+          <w:noProof/>
+          <w:color w:val="3F3F46"/>
+          <w:sz w:val="21"/>
+          <w:szCs w:val="21"/>
+          <w:shd w:val="clear" w:color="auto" w:fill="FFFFFF"/>
+        </w:rPr>
+        <w:lastRenderedPageBreak/>
+        <w:drawing>
+          <wp:inline distT="0" distB="0" distL="0" distR="0" wp14:anchorId="59160E67" wp14:editId="719CC116">
+            <wp:extent cx="5400040" cy="3771265"/>
+            <wp:effectExtent l="0" t="0" r="0" b="635"/>
+            <wp:docPr id="17" name="Imagen 17"/>
+            <wp:cNvGraphicFramePr>
+              <a:graphicFrameLocks xmlns:a="http://schemas.openxmlformats.org/drawingml/2006/main" noChangeAspect="1"/>
+            </wp:cNvGraphicFramePr>
+            <a:graphic xmlns:a="http://schemas.openxmlformats.org/drawingml/2006/main">
+              <a:graphicData uri="http://schemas.openxmlformats.org/drawingml/2006/picture">
+                <pic:pic xmlns:pic="http://schemas.openxmlformats.org/drawingml/2006/picture">
+                  <pic:nvPicPr>
+                    <pic:cNvPr id="1" name=""/>
+                    <pic:cNvPicPr/>
+                  </pic:nvPicPr>
+                  <pic:blipFill>
+                    <a:blip r:embed="rId28"/>
+                    <a:stretch>
+                      <a:fillRect/>
+                    </a:stretch>
+                  </pic:blipFill>
+                  <pic:spPr>
+                    <a:xfrm>
+                      <a:off x="0" y="0"/>
+                      <a:ext cx="5400040" cy="3771265"/>
+                    </a:xfrm>
+                    <a:prstGeom prst="rect">
+                      <a:avLst/>
+                    </a:prstGeom>
+                  </pic:spPr>
+                </pic:pic>
+              </a:graphicData>
+            </a:graphic>
+          </wp:inline>
+        </w:drawing>
+      </w:r>
+    </w:p>
+    <w:p>
+      <w:proofErr w:type="spellStart"/>
+      <w:r>
+        <w:t>Repository</w:t>
+      </w:r>
+      <w:proofErr w:type="spellEnd"/>
+    </w:p>
+    <w:p>
+      <w:pPr>
+        <w:rPr>
+          <w:rFonts w:ascii="Noto Sans" w:hAnsi="Noto Sans" w:cs="Noto Sans"/>
+          <w:color w:val="3F3F46"/>
+          <w:sz w:val="21"/>
+          <w:szCs w:val="21"/>
+          <w:shd w:val="clear" w:color="auto" w:fill="FFFFFF"/>
+        </w:rPr>
+      </w:pPr>
+      <w:r>
+        <w:rPr>
+          <w:rFonts w:ascii="Noto Sans" w:hAnsi="Noto Sans" w:cs="Noto Sans"/>
+          <w:noProof/>
+          <w:color w:val="3F3F46"/>
+          <w:sz w:val="21"/>
+          <w:szCs w:val="21"/>
+          <w:shd w:val="clear" w:color="auto" w:fill="FFFFFF"/>
+        </w:rPr>
+        <w:drawing>
+          <wp:inline distT="0" distB="0" distL="0" distR="0" wp14:anchorId="24C2832B" wp14:editId="2CF50EFC">
+            <wp:extent cx="5400040" cy="2271395"/>
+            <wp:effectExtent l="0" t="0" r="0" b="0"/>
+            <wp:docPr id="18" name="Imagen 18"/>
+            <wp:cNvGraphicFramePr>
+              <a:graphicFrameLocks xmlns:a="http://schemas.openxmlformats.org/drawingml/2006/main" noChangeAspect="1"/>
+            </wp:cNvGraphicFramePr>
+            <a:graphic xmlns:a="http://schemas.openxmlformats.org/drawingml/2006/main">
+              <a:graphicData uri="http://schemas.openxmlformats.org/drawingml/2006/picture">
+                <pic:pic xmlns:pic="http://schemas.openxmlformats.org/drawingml/2006/picture">
+                  <pic:nvPicPr>
+                    <pic:cNvPr id="1" name=""/>
+                    <pic:cNvPicPr/>
+                  </pic:nvPicPr>
+                  <pic:blipFill>
+                    <a:blip r:embed="rId29"/>
+                    <a:stretch>
+                      <a:fillRect/>
+                    </a:stretch>
+                  </pic:blipFill>
+                  <pic:spPr>
+                    <a:xfrm>
+                      <a:off x="0" y="0"/>
+                      <a:ext cx="5400040" cy="2271395"/>
+                    </a:xfrm>
+                    <a:prstGeom prst="rect">
+                      <a:avLst/>
+                    </a:prstGeom>
+                  </pic:spPr>
+                </pic:pic>
+              </a:graphicData>
+            </a:graphic>
+          </wp:inline>
+        </w:drawing>
+      </w:r>
+    </w:p>
+    <w:p>
+      <w:pPr>
+        <w:rPr>
+          <w:b/>
+          <w:bCs/>
+        </w:rPr>
+      </w:pPr>
+      <w:r>
+        <w:rPr>
+          <w:b/>
+          <w:bCs/>
+        </w:rPr>
+        <w:t>DTO</w:t>
+      </w:r>
+    </w:p>
+    <w:p>
+      <w:proofErr w:type="spellStart"/>
+      <w:r>
+        <w:t>CustomerDTO</w:t>
+      </w:r>
+      <w:proofErr w:type="spellEnd"/>
+    </w:p>
+    <w:p>
+      <w:pPr>
+        <w:rPr>
+          <w:rFonts w:ascii="Noto Sans" w:hAnsi="Noto Sans" w:cs="Noto Sans"/>
+          <w:color w:val="3F3F46"/>
+          <w:sz w:val="21"/>
+          <w:szCs w:val="21"/>
+          <w:shd w:val="clear" w:color="auto" w:fill="FFFFFF"/>
+        </w:rPr>
+      </w:pPr>
+      <w:proofErr w:type="spellStart"/>
+      <w:r>
+        <w:rPr>
+          <w:rFonts w:ascii="Noto Sans" w:hAnsi="Noto Sans" w:cs="Noto Sans"/>
+          <w:color w:val="3F3F46"/>
+          <w:sz w:val="21"/>
+          <w:szCs w:val="21"/>
+          <w:shd w:val="clear" w:color="auto" w:fill="FFFFFF"/>
+        </w:rPr>
+        <w:t>TransactionDTO</w:t>
+      </w:r>
+      <w:proofErr w:type="spellEnd"/>
+    </w:p>
+    <w:p>
+      <w:pPr>
+        <w:rPr>
+          <w:rFonts w:ascii="Noto Sans" w:hAnsi="Noto Sans" w:cs="Noto Sans"/>
+          <w:color w:val="3F3F46"/>
+          <w:sz w:val="21"/>
+          <w:szCs w:val="21"/>
+          <w:shd w:val="clear" w:color="auto" w:fill="FFFFFF"/>
+        </w:rPr>
+      </w:pPr>
+    </w:p>
+    <w:p>
+      <w:pPr>
+        <w:rPr>
+          <w:b/>
+          <w:bCs/>
+        </w:rPr>
+      </w:pPr>
+      <w:r>
+        <w:rPr>
+          <w:b/>
+          <w:bCs/>
+        </w:rPr>
+        <w:t xml:space="preserve">Proxy </w:t>
+      </w:r>
+      <w:proofErr w:type="spellStart"/>
+      <w:r>
+        <w:rPr>
+          <w:b/>
+          <w:bCs/>
+        </w:rPr>
+        <w:t>Pattern</w:t>
+      </w:r>
+      <w:proofErr w:type="spellEnd"/>
+    </w:p>
+    <w:p>
+      <w:pPr>
+        <w:rPr>
+          <w:rFonts w:ascii="Noto Sans" w:hAnsi="Noto Sans" w:cs="Noto Sans"/>
+          <w:b/>
+          <w:bCs/>
+          <w:color w:val="3F3F46"/>
+          <w:sz w:val="21"/>
+          <w:szCs w:val="21"/>
+          <w:shd w:val="clear" w:color="auto" w:fill="FFFFFF"/>
+        </w:rPr>
+      </w:pPr>
+      <w:proofErr w:type="spellStart"/>
+      <w:r>
+        <w:t>Account</w:t>
+      </w:r>
+      <w:proofErr w:type="spellEnd"/>
+      <w:r>
+        <w:t xml:space="preserve"> </w:t>
+      </w:r>
+      <w:proofErr w:type="spellStart"/>
+      <w:r>
+        <w:t>Service</w:t>
+      </w:r>
+      <w:proofErr w:type="spellEnd"/>
+    </w:p>
+    <w:p>
+      <w:pPr>
+        <w:rPr>
+          <w:b/>
+          <w:bCs/>
+        </w:rPr>
+      </w:pPr>
+    </w:p>
+    <w:p>
+      <w:pPr>
+        <w:rPr>
+          <w:lang w:val="es-ES"/>
+        </w:rPr>
+      </w:pPr>
+      <w:r>
+        <w:rPr>
+          <w:lang w:val="es-ES"/>
+        </w:rPr>
+        <w:t xml:space="preserve">Test Unitarios </w:t>
+      </w:r>
+      <w:proofErr w:type="spellStart"/>
+      <w:r>
+        <w:rPr>
+          <w:lang w:val="es-ES"/>
+        </w:rPr>
+        <w:t>Jacoco</w:t>
+      </w:r>
+      <w:proofErr w:type="spellEnd"/>
+    </w:p>
+    <w:p>
+      <w:pPr>
+        <w:rPr>
+          <w:lang w:val="es-ES"/>
+        </w:rPr>
+      </w:pPr>
+      <w:r>
+        <w:rPr>
+          <w:lang w:val="es-ES"/>
+        </w:rPr>
+        <w:lastRenderedPageBreak/>
+        <w:drawing>
+          <wp:inline distT="0" distB="0" distL="0" distR="0" wp14:anchorId="785A76FF" wp14:editId="440E432F">
+            <wp:extent cx="5400040" cy="1457325"/>
+            <wp:effectExtent l="0" t="0" r="0" b="9525"/>
+            <wp:docPr id="19" name="Imagen 19"/>
+            <wp:cNvGraphicFramePr>
+              <a:graphicFrameLocks xmlns:a="http://schemas.openxmlformats.org/drawingml/2006/main" noChangeAspect="1"/>
+            </wp:cNvGraphicFramePr>
+            <a:graphic xmlns:a="http://schemas.openxmlformats.org/drawingml/2006/main">
+              <a:graphicData uri="http://schemas.openxmlformats.org/drawingml/2006/picture">
+                <pic:pic xmlns:pic="http://schemas.openxmlformats.org/drawingml/2006/picture">
+                  <pic:nvPicPr>
+                    <pic:cNvPr id="1" name=""/>
+                    <pic:cNvPicPr/>
+                  </pic:nvPicPr>
+                  <pic:blipFill>
+                    <a:blip r:embed="rId30"/>
+                    <a:stretch>
+                      <a:fillRect/>
+                    </a:stretch>
+                  </pic:blipFill>
+                  <pic:spPr>
+                    <a:xfrm>
+                      <a:off x="0" y="0"/>
+                      <a:ext cx="5400040" cy="1457325"/>
+                    </a:xfrm>
+                    <a:prstGeom prst="rect">
+                      <a:avLst/>
+                    </a:prstGeom>
+                  </pic:spPr>
+                </pic:pic>
+              </a:graphicData>
+            </a:graphic>
+          </wp:inline>
+        </w:drawing>
+      </w:r>
+    </w:p>
+    <w:p>
+      <w:pPr>
+        <w:rPr>
+          <w:lang w:val="es-ES"/>
+        </w:rPr>
+      </w:pPr>
+      <w:r>
+        <w:rPr>
+          <w:lang w:val="es-ES"/>
+        </w:rPr>
+        <w:t xml:space="preserve">Pruebas de </w:t>
+      </w:r>
+      <w:proofErr w:type="spellStart"/>
+      <w:r>
+        <w:rPr>
+          <w:lang w:val="es-ES"/>
+        </w:rPr>
+        <w:t>Circuit</w:t>
+      </w:r>
+      <w:proofErr w:type="spellEnd"/>
+      <w:r>
+        <w:rPr>
+          <w:lang w:val="es-ES"/>
+        </w:rPr>
+        <w:t xml:space="preserve"> </w:t>
+      </w:r>
+      <w:proofErr w:type="spellStart"/>
+      <w:r>
+        <w:rPr>
+          <w:lang w:val="es-ES"/>
+        </w:rPr>
+        <w:t>Braker</w:t>
+      </w:r>
+      <w:proofErr w:type="spellEnd"/>
+    </w:p>
+    <w:p>
+      <w:pPr>
+        <w:rPr>
+          <w:lang w:val="es-ES"/>
+        </w:rPr>
+      </w:pPr>
+      <w:hyperlink r:id="rId31" w:history="1">
+        <w:r>
+          <w:rPr>
+            <w:rStyle w:val="Hipervnculo"/>
+            <w:lang w:val="es-ES"/>
+          </w:rPr>
+          <w:t>http://localhost:8080/actuator</w:t>
+        </w:r>
+      </w:hyperlink>
+    </w:p>
+    <w:p>
+      <w:pPr>
+        <w:rPr>
+          <w:lang w:val="es-ES"/>
+        </w:rPr>
+      </w:pPr>
+      <w:r>
+        <w:rPr>
+          <w:lang w:val="es-ES"/>
+        </w:rPr>
+        <w:drawing>
+          <wp:inline distT="0" distB="0" distL="0" distR="0" wp14:anchorId="38364E88" wp14:editId="372FABD7">
+            <wp:extent cx="5400040" cy="1189355"/>
+            <wp:effectExtent l="0" t="0" r="0" b="0"/>
+            <wp:docPr id="20" name="Imagen 20"/>
+            <wp:cNvGraphicFramePr>
+              <a:graphicFrameLocks xmlns:a="http://schemas.openxmlformats.org/drawingml/2006/main" noChangeAspect="1"/>
+            </wp:cNvGraphicFramePr>
+            <a:graphic xmlns:a="http://schemas.openxmlformats.org/drawingml/2006/main">
+              <a:graphicData uri="http://schemas.openxmlformats.org/drawingml/2006/picture">
+                <pic:pic xmlns:pic="http://schemas.openxmlformats.org/drawingml/2006/picture">
+                  <pic:nvPicPr>
+                    <pic:cNvPr id="1" name=""/>
+                    <pic:cNvPicPr/>
+                  </pic:nvPicPr>
+                  <pic:blipFill>
+                    <a:blip r:embed="rId32"/>
+                    <a:stretch>
+                      <a:fillRect/>
+                    </a:stretch>
+                  </pic:blipFill>
+                  <pic:spPr>
+                    <a:xfrm>
+                      <a:off x="0" y="0"/>
+                      <a:ext cx="5400040" cy="1189355"/>
+                    </a:xfrm>
+                    <a:prstGeom prst="rect">
+                      <a:avLst/>
+                    </a:prstGeom>
+                  </pic:spPr>
+                </pic:pic>
+              </a:graphicData>
+            </a:graphic>
+          </wp:inline>
+        </w:drawing>
+      </w:r>
+    </w:p>
+    <w:p>
+      <w:pPr>
+        <w:rPr>
+          <w:lang w:val="es-ES"/>
+        </w:rPr>
+      </w:pPr>
+      <w:hyperlink r:id="rId33" w:history="1">
+        <w:r>
+          <w:rPr>
+            <w:rStyle w:val="Hipervnculo"/>
+            <w:lang w:val="es-ES"/>
+          </w:rPr>
+          <w:t>http://localhost:8080/actuator/health</w:t>
+        </w:r>
+      </w:hyperlink>
+    </w:p>
+    <w:p>
+      <w:pPr>
+        <w:rPr>
+          <w:lang w:val="es-ES"/>
+        </w:rPr>
+      </w:pPr>
+      <w:r>
+        <w:rPr>
+          <w:lang w:val="es-ES"/>
+        </w:rPr>
+        <w:drawing>
+          <wp:inline distT="0" distB="0" distL="0" distR="0" wp14:anchorId="2149B87A" wp14:editId="2436D9DE">
+            <wp:extent cx="5349704" cy="1729890"/>
+            <wp:effectExtent l="0" t="0" r="3810" b="3810"/>
+            <wp:docPr id="21" name="Imagen 21"/>
+            <wp:cNvGraphicFramePr>
+              <a:graphicFrameLocks xmlns:a="http://schemas.openxmlformats.org/drawingml/2006/main" noChangeAspect="1"/>
+            </wp:cNvGraphicFramePr>
+            <a:graphic xmlns:a="http://schemas.openxmlformats.org/drawingml/2006/main">
+              <a:graphicData uri="http://schemas.openxmlformats.org/drawingml/2006/picture">
+                <pic:pic xmlns:pic="http://schemas.openxmlformats.org/drawingml/2006/picture">
+                  <pic:nvPicPr>
+                    <pic:cNvPr id="1" name=""/>
+                    <pic:cNvPicPr/>
+                  </pic:nvPicPr>
+                  <pic:blipFill>
+                    <a:blip r:embed="rId34"/>
+                    <a:stretch>
+                      <a:fillRect/>
+                    </a:stretch>
+                  </pic:blipFill>
+                  <pic:spPr>
+                    <a:xfrm>
+                      <a:off x="0" y="0"/>
+                      <a:ext cx="5349704" cy="1729890"/>
+                    </a:xfrm>
+                    <a:prstGeom prst="rect">
+                      <a:avLst/>
+                    </a:prstGeom>
+                  </pic:spPr>
+                </pic:pic>
+              </a:graphicData>
+            </a:graphic>
+          </wp:inline>
+        </w:drawing>
+      </w:r>
+    </w:p>
+    <w:p>
+      <w:pPr>
+        <w:rPr>
+          <w:lang w:val="es-ES"/>
+        </w:rPr>
+      </w:pPr>
+      <w:r>
+        <w:rPr>
+          <w:lang w:val="es-ES"/>
+        </w:rPr>
+        <w:t xml:space="preserve">Se ve que el </w:t>
+      </w:r>
+      <w:proofErr w:type="spellStart"/>
+      <w:r>
+        <w:rPr>
+          <w:lang w:val="es-ES"/>
+        </w:rPr>
+        <w:t>circuit</w:t>
+      </w:r>
+      <w:proofErr w:type="spellEnd"/>
+      <w:r>
+        <w:rPr>
+          <w:lang w:val="es-ES"/>
+        </w:rPr>
+        <w:t xml:space="preserve"> </w:t>
+      </w:r>
+      <w:proofErr w:type="spellStart"/>
+      <w:r>
+        <w:rPr>
+          <w:lang w:val="es-ES"/>
+        </w:rPr>
+        <w:t>braker</w:t>
+      </w:r>
+      <w:proofErr w:type="spellEnd"/>
+      <w:r>
+        <w:rPr>
+          <w:lang w:val="es-ES"/>
+        </w:rPr>
+        <w:t xml:space="preserve"> </w:t>
+      </w:r>
+      <w:proofErr w:type="spellStart"/>
+      <w:r>
+        <w:rPr>
+          <w:lang w:val="es-ES"/>
+        </w:rPr>
+        <w:t>esta</w:t>
+      </w:r>
+      <w:proofErr w:type="spellEnd"/>
+      <w:r>
+        <w:rPr>
+          <w:lang w:val="es-ES"/>
+        </w:rPr>
+        <w:t xml:space="preserve"> funcionando</w:t>
+      </w:r>
+    </w:p>
+    <w:p>
+      <w:r>
+        <w:t>Verifica las métricas</w:t>
+      </w:r>
+    </w:p>
+    <w:p>
+      <w:pPr>
+        <w:rPr>
+          <w:lang w:val="es-ES"/>
+        </w:rPr>
+      </w:pPr>
+      <w:hyperlink r:id="rId35" w:history="1">
+        <w:r>
+          <w:rPr>
+            <w:rStyle w:val="Hipervnculo"/>
+            <w:lang w:val="es-ES"/>
+          </w:rPr>
+          <w:t>http://localhost:8080/actuator/metrics</w:t>
+        </w:r>
+      </w:hyperlink>
+    </w:p>
+    <w:p>
+      <w:pPr>
+        <w:rPr>
+          <w:lang w:val="es-ES"/>
+        </w:rPr>
+      </w:pPr>
+      <w:r>
+        <w:rPr>
+          <w:lang w:val="es-ES"/>
+        </w:rPr>
+        <w:drawing>
+          <wp:inline distT="0" distB="0" distL="0" distR="0" wp14:anchorId="5F2A9CDA" wp14:editId="723BAF9C">
+            <wp:extent cx="5400040" cy="906780"/>
+            <wp:effectExtent l="0" t="0" r="0" b="7620"/>
+            <wp:docPr id="22" name="Imagen 22"/>
+            <wp:cNvGraphicFramePr>
+              <a:graphicFrameLocks xmlns:a="http://schemas.openxmlformats.org/drawingml/2006/main" noChangeAspect="1"/>
+            </wp:cNvGraphicFramePr>
+            <a:graphic xmlns:a="http://schemas.openxmlformats.org/drawingml/2006/main">
+              <a:graphicData uri="http://schemas.openxmlformats.org/drawingml/2006/picture">
+                <pic:pic xmlns:pic="http://schemas.openxmlformats.org/drawingml/2006/picture">
+                  <pic:nvPicPr>
+                    <pic:cNvPr id="1" name=""/>
+                    <pic:cNvPicPr/>
+                  </pic:nvPicPr>
+                  <pic:blipFill>
+                    <a:blip r:embed="rId36"/>
+                    <a:stretch>
+                      <a:fillRect/>
+                    </a:stretch>
+                  </pic:blipFill>
+                  <pic:spPr>
+                    <a:xfrm>
+                      <a:off x="0" y="0"/>
+                      <a:ext cx="5400040" cy="906780"/>
+                    </a:xfrm>
+                    <a:prstGeom prst="rect">
+                      <a:avLst/>
+                    </a:prstGeom>
+                  </pic:spPr>
+                </pic:pic>
+              </a:graphicData>
+            </a:graphic>
+          </wp:inline>
+        </w:drawing>
+      </w:r>
+    </w:p>
+    <w:p>
+      <w:pPr>
+        <w:rPr>
+          <w:lang w:val="es-ES"/>
+        </w:rPr>
+      </w:pPr>
     </w:p>
     <w:p>
       <w:pPr>
@@ -1990,6 +3505,83 @@
     <w:basedOn w:val="Fuentedeprrafopredeter"/>
     <w:rsid w:val="00426F15"/>
   </w:style>
+  <w:style w:type="paragraph" w:customStyle="1" w:styleId="pdq2pgselectionanchorcontainer">
+    <w:name w:val="pdq2pg_selectionanchorcontainer"/>
+    <w:basedOn w:val="Normal"/>
+    <w:rsid w:val="0034326A"/>
+    <w:pPr>
+      <w:spacing w:before="100" w:beforeAutospacing="1" w:after="100" w:afterAutospacing="1" w:line="240" w:lineRule="auto"/>
+    </w:pPr>
+    <w:rPr>
+      <w:rFonts w:ascii="Times New Roman" w:eastAsia="Times New Roman" w:hAnsi="Times New Roman" w:cs="Times New Roman"/>
+      <w:sz w:val="24"/>
+      <w:szCs w:val="24"/>
+      <w:lang w:eastAsia="es-PE"/>
+    </w:rPr>
+  </w:style>
+  <w:style w:type="paragraph" w:styleId="HTMLconformatoprevio">
+    <w:name w:val="HTML Preformatted"/>
+    <w:basedOn w:val="Normal"/>
+    <w:link w:val="HTMLconformatoprevioCar"/>
+    <w:uiPriority w:val="99"/>
+    <w:semiHidden/>
+    <w:unhideWhenUsed/>
+    <w:rsid w:val="0034326A"/>
+    <w:pPr>
+      <w:tabs>
+        <w:tab w:val="left" w:pos="916"/>
+        <w:tab w:val="left" w:pos="1832"/>
+        <w:tab w:val="left" w:pos="2748"/>
+        <w:tab w:val="left" w:pos="3664"/>
+        <w:tab w:val="left" w:pos="4580"/>
+        <w:tab w:val="left" w:pos="5496"/>
+        <w:tab w:val="left" w:pos="6412"/>
+        <w:tab w:val="left" w:pos="7328"/>
+        <w:tab w:val="left" w:pos="8244"/>
+        <w:tab w:val="left" w:pos="9160"/>
+        <w:tab w:val="left" w:pos="10076"/>
+        <w:tab w:val="left" w:pos="10992"/>
+        <w:tab w:val="left" w:pos="11908"/>
+        <w:tab w:val="left" w:pos="12824"/>
+        <w:tab w:val="left" w:pos="13740"/>
+        <w:tab w:val="left" w:pos="14656"/>
+      </w:tabs>
+      <w:spacing w:after="0" w:line="240" w:lineRule="auto"/>
+    </w:pPr>
+    <w:rPr>
+      <w:rFonts w:ascii="Courier New" w:eastAsia="Times New Roman" w:hAnsi="Courier New" w:cs="Courier New"/>
+      <w:sz w:val="20"/>
+      <w:szCs w:val="20"/>
+      <w:lang w:eastAsia="es-PE"/>
+    </w:rPr>
+  </w:style>
+  <w:style w:type="character" w:customStyle="1" w:styleId="HTMLconformatoprevioCar">
+    <w:name w:val="HTML con formato previo Car"/>
+    <w:basedOn w:val="Fuentedeprrafopredeter"/>
+    <w:link w:val="HTMLconformatoprevio"/>
+    <w:uiPriority w:val="99"/>
+    <w:semiHidden/>
+    <w:rsid w:val="0034326A"/>
+    <w:rPr>
+      <w:rFonts w:ascii="Courier New" w:eastAsia="Times New Roman" w:hAnsi="Courier New" w:cs="Courier New"/>
+      <w:sz w:val="20"/>
+      <w:szCs w:val="20"/>
+      <w:lang w:eastAsia="es-PE"/>
+    </w:rPr>
+  </w:style>
+  <w:style w:type="character" w:styleId="CdigoHTML">
+    <w:name w:val="HTML Code"/>
+    <w:basedOn w:val="Fuentedeprrafopredeter"/>
+    <w:uiPriority w:val="99"/>
+    <w:semiHidden/>
+    <w:unhideWhenUsed/>
+    <w:rsid w:val="0034326A"/>
+    <w:rPr>
+      <w:rFonts w:ascii="Courier New" w:eastAsia="Times New Roman" w:hAnsi="Courier New" w:cs="Courier New"/>
+      <w:sz w:val="20"/>
+      <w:szCs w:val="20"/>
+    </w:rPr>
+  </w:style>
 </w:styles>
 </file>
 

--- a/docs/Testing.docx
+++ b/docs/Testing.docx
@@ -2670,6 +2670,7 @@
       </w:pPr>
       <w:r>
         <w:rPr>
+          <w:noProof/>
           <w:lang w:val="es-ES"/>
         </w:rPr>
         <w:lastRenderedPageBreak/>
@@ -2772,10 +2773,10 @@
           <w:lang w:val="es-ES"/>
         </w:rPr>
         <w:drawing>
-          <wp:inline distT="0" distB="0" distL="0" distR="0" wp14:anchorId="38364E88" wp14:editId="372FABD7">
-            <wp:extent cx="5400040" cy="1189355"/>
-            <wp:effectExtent l="0" t="0" r="0" b="0"/>
-            <wp:docPr id="20" name="Imagen 20"/>
+          <wp:inline distT="0" distB="0" distL="0" distR="0" wp14:anchorId="28C32EC0" wp14:editId="0BD9C803">
+            <wp:extent cx="5400040" cy="1939925"/>
+            <wp:effectExtent l="0" t="0" r="0" b="3175"/>
+            <wp:docPr id="23" name="Imagen 23"/>
             <wp:cNvGraphicFramePr>
               <a:graphicFrameLocks xmlns:a="http://schemas.openxmlformats.org/drawingml/2006/main" noChangeAspect="1"/>
             </wp:cNvGraphicFramePr>
@@ -2795,7 +2796,7 @@
                   <pic:spPr>
                     <a:xfrm>
                       <a:off x="0" y="0"/>
-                      <a:ext cx="5400040" cy="1189355"/>
+                      <a:ext cx="5400040" cy="1939925"/>
                     </a:xfrm>
                     <a:prstGeom prst="rect">
                       <a:avLst/>
@@ -2832,6 +2833,7 @@
       </w:pPr>
       <w:r>
         <w:rPr>
+          <w:noProof/>
           <w:lang w:val="es-ES"/>
         </w:rPr>
         <w:drawing>
@@ -2953,15 +2955,22 @@
           <w:lang w:val="es-ES"/>
         </w:rPr>
       </w:pPr>
+    </w:p>
+    <w:p>
+      <w:pPr>
+        <w:rPr>
+          <w:lang w:val="es-ES"/>
+        </w:rPr>
+      </w:pPr>
       <w:r>
         <w:rPr>
           <w:lang w:val="es-ES"/>
         </w:rPr>
         <w:drawing>
-          <wp:inline distT="0" distB="0" distL="0" distR="0" wp14:anchorId="5F2A9CDA" wp14:editId="723BAF9C">
-            <wp:extent cx="5400040" cy="906780"/>
-            <wp:effectExtent l="0" t="0" r="0" b="7620"/>
-            <wp:docPr id="22" name="Imagen 22"/>
+          <wp:inline distT="0" distB="0" distL="0" distR="0" wp14:anchorId="1772A561" wp14:editId="5D8EE2C1">
+            <wp:extent cx="5400040" cy="876935"/>
+            <wp:effectExtent l="0" t="0" r="0" b="0"/>
+            <wp:docPr id="24" name="Imagen 24"/>
             <wp:cNvGraphicFramePr>
               <a:graphicFrameLocks xmlns:a="http://schemas.openxmlformats.org/drawingml/2006/main" noChangeAspect="1"/>
             </wp:cNvGraphicFramePr>
@@ -2981,7 +2990,7 @@
                   <pic:spPr>
                     <a:xfrm>
                       <a:off x="0" y="0"/>
-                      <a:ext cx="5400040" cy="906780"/>
+                      <a:ext cx="5400040" cy="876935"/>
                     </a:xfrm>
                     <a:prstGeom prst="rect">
                       <a:avLst/>
@@ -2992,6 +3001,27 @@
             </a:graphic>
           </wp:inline>
         </w:drawing>
+      </w:r>
+    </w:p>
+    <w:p>
+      <w:pPr>
+        <w:rPr>
+          <w:lang w:val="es-ES"/>
+        </w:rPr>
+      </w:pPr>
+    </w:p>
+    <w:p>
+      <w:pPr>
+        <w:rPr>
+          <w:lang w:val="es-ES"/>
+        </w:rPr>
+      </w:pPr>
+      <w:r>
+        <w:rPr>
+          <w:lang w:val="es-ES"/>
+        </w:rPr>
+        <w:lastRenderedPageBreak/>
+        <w:t xml:space="preserve">Pruebas </w:t>
       </w:r>
     </w:p>
     <w:p>
